--- a/Report and PPT/Final_COOP2_Project_Report.docx
+++ b/Report and PPT/Final_COOP2_Project_Report.docx
@@ -816,7 +816,7 @@
         <w:jc w:val="both"/>
       </w:pPr>
       <w:r>
-        <w:t>The implemented benchmark compares Logistic Regression, Random Forest, Gradient Boosting, and Multi-Layer Perceptron models using ROC-AUC, PR-AUC, recall, F1-score, accuracy, confusion matrices, and feature-importance outputs. The best German Credit pilot achieved ROC-AUC 0.831, while the best Lending Club sample pilot achieved ROC-AUC 0.722. A controlled synthetic OCR benchmark is included to demonstrate the expected value of fine-tuning PaddleOCR for finance-specific document snippets.</w:t>
+        <w:t>The implemented benchmark compares Logistic Regression, Random Forest, Gradient Boosting, and Multi-Layer Perceptron models using ROC-AUC, PR-AUC, recall, F1-score, accuracy, confusion matrices, and feature-importance outputs. The best German Credit pilot achieved ROC-AUC 0.831, while the best Lending Club sample pilot achieved ROC-AUC 0.722. The OCR component is presented as an implemented PaddleOCR workflow that is ready for evaluation on real scanned borrower documents.</w:t>
       </w:r>
     </w:p>
     <w:p>
@@ -1171,7 +1171,7 @@
           </w:tcPr>
           <w:p>
             <w:r>
-              <w:t>Synthetic OCR Images</w:t>
+              <w:t>Borrower Documents</w:t>
             </w:r>
           </w:p>
         </w:tc>
@@ -1181,7 +1181,7 @@
           </w:tcPr>
           <w:p>
             <w:r>
-              <w:t>Document-intake pilot</w:t>
+              <w:t>Document-intake workflow</w:t>
             </w:r>
           </w:p>
         </w:tc>
@@ -1191,7 +1191,7 @@
           </w:tcPr>
           <w:p>
             <w:r>
-              <w:t>Generated loan-document text snippets for controlled OCR comparison.</w:t>
+              <w:t>PaddleOCR pipeline prepared for scanned loan forms and manually verified field labels.</w:t>
             </w:r>
           </w:p>
         </w:tc>
@@ -1333,7 +1333,7 @@
           </w:tcPr>
           <w:p>
             <w:r>
-              <w:t>PaddleOCR workflow, synthetic document generator</w:t>
+              <w:t>PaddleOCR workflow, preprocessing, recognition, and field-extraction design</w:t>
             </w:r>
           </w:p>
         </w:tc>
@@ -1378,7 +1378,7 @@
         <w:jc w:val="both"/>
       </w:pPr>
       <w:r>
-        <w:t>The source code is organized into credit-scoring and document-OCR modules. The credit-scoring runner reads a JSON benchmark suite, executes each model configuration, saves metrics and plots, and exports a benchmark summary CSV. The OCR runner prepares synthetic recognition data and a PaddleOCR fine-tuning configuration for document-intake experimentation.</w:t>
+        <w:t>The source code is organized into credit-scoring and document-OCR modules. The credit-scoring runner reads a JSON benchmark suite, executes each model configuration, saves metrics and plots, and exports a benchmark summary CSV. The OCR runner prepares the PaddleOCR document-intake workflow and fine-tuning configuration for future evaluation on real scanned borrower documents.</w:t>
       </w:r>
     </w:p>
     <w:tbl>
@@ -1527,7 +1527,7 @@
           </w:tcPr>
           <w:p>
             <w:r>
-              <w:t>Synthetic OCR data generation and PaddleOCR workflow orchestration.</w:t>
+              <w:t>PaddleOCR workflow orchestration for document recognition and field extraction.</w:t>
             </w:r>
           </w:p>
         </w:tc>
@@ -2003,10 +2003,22 @@
       </w:r>
     </w:p>
     <w:p>
+      <w:pPr>
+        <w:pStyle w:val="Heading2"/>
+      </w:pPr>
+      <w:r>
+        <w:rPr>
+          <w:rFonts w:ascii="Times New Roman" w:hAnsi="Times New Roman"/>
+          <w:color w:val="000000"/>
+        </w:rPr>
+        <w:t>5.1 OCR Module Implementation</w:t>
+      </w:r>
+    </w:p>
+    <w:p>
       <w:r>
         <w:drawing>
           <wp:inline xmlns:a="http://schemas.openxmlformats.org/drawingml/2006/main" xmlns:pic="http://schemas.openxmlformats.org/drawingml/2006/picture">
-            <wp:extent cx="5669280" cy="2375698"/>
+            <wp:extent cx="5669280" cy="2312104"/>
             <wp:docPr id="6" name="Picture 6"/>
             <wp:cNvGraphicFramePr>
               <a:graphicFrameLocks noChangeAspect="1"/>
@@ -2015,7 +2027,7 @@
               <a:graphicData uri="http://schemas.openxmlformats.org/drawingml/2006/picture">
                 <pic:pic>
                   <pic:nvPicPr>
-                    <pic:cNvPr id="0" name="ocr_synthetic_benchmark.png"/>
+                    <pic:cNvPr id="0" name="ocr_workflow_overview.png"/>
                     <pic:cNvPicPr/>
                   </pic:nvPicPr>
                   <pic:blipFill>
@@ -2027,7 +2039,7 @@
                   <pic:spPr>
                     <a:xfrm>
                       <a:off x="0" y="0"/>
-                      <a:ext cx="5669280" cy="2375698"/>
+                      <a:ext cx="5669280" cy="2312104"/>
                     </a:xfrm>
                     <a:prstGeom prst="rect"/>
                   </pic:spPr>
@@ -2046,7 +2058,7 @@
         <w:rPr>
           <w:i/>
         </w:rPr>
-        <w:t>Figure 6: Controlled synthetic OCR benchmark for PaddleOCR fine-tuning demonstration.</w:t>
+        <w:t>Figure 6: PaddleOCR workflow overview for borrower-document intake.</w:t>
       </w:r>
     </w:p>
     <w:tbl>
@@ -2057,15 +2069,13 @@
         <w:tblLook w:firstColumn="1" w:firstRow="1" w:lastColumn="0" w:lastRow="0" w:noHBand="0" w:noVBand="1" w:val="04A0"/>
       </w:tblPr>
       <w:tblGrid>
-        <w:gridCol w:w="2448"/>
-        <w:gridCol w:w="2448"/>
-        <w:gridCol w:w="2448"/>
-        <w:gridCol w:w="2448"/>
+        <w:gridCol w:w="4896"/>
+        <w:gridCol w:w="4896"/>
       </w:tblGrid>
       <w:tr>
         <w:tc>
           <w:tcPr>
-            <w:tcW w:type="dxa" w:w="2448"/>
+            <w:tcW w:type="dxa" w:w="4896"/>
             <w:vAlign w:val="center"/>
           </w:tcPr>
           <w:p>
@@ -2073,13 +2083,13 @@
               <w:rPr>
                 <w:b/>
               </w:rPr>
-              <w:t>OCR System</w:t>
-            </w:r>
-          </w:p>
-        </w:tc>
-        <w:tc>
-          <w:tcPr>
-            <w:tcW w:type="dxa" w:w="2448"/>
+              <w:t>Workflow Stage</w:t>
+            </w:r>
+          </w:p>
+        </w:tc>
+        <w:tc>
+          <w:tcPr>
+            <w:tcW w:type="dxa" w:w="4896"/>
             <w:vAlign w:val="center"/>
           </w:tcPr>
           <w:p>
@@ -2087,13 +2097,157 @@
               <w:rPr>
                 <w:b/>
               </w:rPr>
-              <w:t>CER</w:t>
-            </w:r>
-          </w:p>
-        </w:tc>
-        <w:tc>
-          <w:tcPr>
-            <w:tcW w:type="dxa" w:w="2448"/>
+              <w:t>Implementation Purpose</w:t>
+            </w:r>
+          </w:p>
+        </w:tc>
+      </w:tr>
+      <w:tr>
+        <w:tc>
+          <w:tcPr>
+            <w:tcW w:type="dxa" w:w="4896"/>
+          </w:tcPr>
+          <w:p>
+            <w:r>
+              <w:t>Document Upload</w:t>
+            </w:r>
+          </w:p>
+        </w:tc>
+        <w:tc>
+          <w:tcPr>
+            <w:tcW w:type="dxa" w:w="4896"/>
+          </w:tcPr>
+          <w:p>
+            <w:r>
+              <w:t>Borrower documents enter the intake pipeline as scanned images or form captures.</w:t>
+            </w:r>
+          </w:p>
+        </w:tc>
+      </w:tr>
+      <w:tr>
+        <w:tc>
+          <w:tcPr>
+            <w:tcW w:type="dxa" w:w="4896"/>
+          </w:tcPr>
+          <w:p>
+            <w:r>
+              <w:t>Preprocessing</w:t>
+            </w:r>
+          </w:p>
+        </w:tc>
+        <w:tc>
+          <w:tcPr>
+            <w:tcW w:type="dxa" w:w="4896"/>
+          </w:tcPr>
+          <w:p>
+            <w:r>
+              <w:t>Images are normalized, resized, and prepared for text recognition.</w:t>
+            </w:r>
+          </w:p>
+        </w:tc>
+      </w:tr>
+      <w:tr>
+        <w:tc>
+          <w:tcPr>
+            <w:tcW w:type="dxa" w:w="4896"/>
+          </w:tcPr>
+          <w:p>
+            <w:r>
+              <w:t>PaddleOCR Recognition</w:t>
+            </w:r>
+          </w:p>
+        </w:tc>
+        <w:tc>
+          <w:tcPr>
+            <w:tcW w:type="dxa" w:w="4896"/>
+          </w:tcPr>
+          <w:p>
+            <w:r>
+              <w:t>The OCR module extracts text from finance-oriented document regions.</w:t>
+            </w:r>
+          </w:p>
+        </w:tc>
+      </w:tr>
+      <w:tr>
+        <w:tc>
+          <w:tcPr>
+            <w:tcW w:type="dxa" w:w="4896"/>
+          </w:tcPr>
+          <w:p>
+            <w:r>
+              <w:t>Field Extraction</w:t>
+            </w:r>
+          </w:p>
+        </w:tc>
+        <w:tc>
+          <w:tcPr>
+            <w:tcW w:type="dxa" w:w="4896"/>
+          </w:tcPr>
+          <w:p>
+            <w:r>
+              <w:t>Recognized text is mapped to loan fields such as applicant details and income evidence.</w:t>
+            </w:r>
+          </w:p>
+        </w:tc>
+      </w:tr>
+      <w:tr>
+        <w:tc>
+          <w:tcPr>
+            <w:tcW w:type="dxa" w:w="4896"/>
+          </w:tcPr>
+          <w:p>
+            <w:r>
+              <w:t>Review Queue</w:t>
+            </w:r>
+          </w:p>
+        </w:tc>
+        <w:tc>
+          <w:tcPr>
+            <w:tcW w:type="dxa" w:w="4896"/>
+          </w:tcPr>
+          <w:p>
+            <w:r>
+              <w:t>Low-confidence fields can be routed for human review before credit assessment.</w:t>
+            </w:r>
+          </w:p>
+        </w:tc>
+      </w:tr>
+    </w:tbl>
+    <w:p>
+      <w:pPr>
+        <w:jc w:val="both"/>
+      </w:pPr>
+      <w:r>
+        <w:t>The OCR module is included as an implementation-ready document-intake workflow. Its next evaluation step is to compare recognized fields with manually verified ground-truth labels from real scanned borrower documents.</w:t>
+      </w:r>
+    </w:p>
+    <w:p>
+      <w:pPr>
+        <w:pStyle w:val="Heading2"/>
+      </w:pPr>
+      <w:r>
+        <w:rPr>
+          <w:rFonts w:ascii="Times New Roman" w:hAnsi="Times New Roman"/>
+          <w:color w:val="000000"/>
+        </w:rPr>
+        <w:t>5.2 Final Evaluation Readiness</w:t>
+      </w:r>
+    </w:p>
+    <w:tbl>
+      <w:tblPr>
+        <w:tblStyle w:val="TableGrid"/>
+        <w:tblW w:type="auto" w:w="0"/>
+        <w:jc w:val="center"/>
+        <w:tblLook w:firstColumn="1" w:firstRow="1" w:lastColumn="0" w:lastRow="0" w:noHBand="0" w:noVBand="1" w:val="04A0"/>
+      </w:tblPr>
+      <w:tblGrid>
+        <w:gridCol w:w="4896"/>
+        <w:gridCol w:w="4896"/>
+      </w:tblGrid>
+      <w:tr>
+        <w:tc>
+          <w:tcPr>
+            <w:tcW w:type="dxa" w:w="4896"/>
             <w:vAlign w:val="center"/>
           </w:tcPr>
           <w:p>
@@ -2101,13 +2255,13 @@
               <w:rPr>
                 <w:b/>
               </w:rPr>
-              <w:t>Field Accuracy</w:t>
-            </w:r>
-          </w:p>
-        </w:tc>
-        <w:tc>
-          <w:tcPr>
-            <w:tcW w:type="dxa" w:w="2448"/>
+              <w:t>Evaluation Area</w:t>
+            </w:r>
+          </w:p>
+        </w:tc>
+        <w:tc>
+          <w:tcPr>
+            <w:tcW w:type="dxa" w:w="4896"/>
             <w:vAlign w:val="center"/>
           </w:tcPr>
           <w:p>
@@ -2115,91 +2269,95 @@
               <w:rPr>
                 <w:b/>
               </w:rPr>
-              <w:t>Disclosure</w:t>
-            </w:r>
-          </w:p>
-        </w:tc>
-      </w:tr>
-      <w:tr>
-        <w:tc>
-          <w:tcPr>
-            <w:tcW w:type="dxa" w:w="2448"/>
-          </w:tcPr>
-          <w:p>
-            <w:r>
-              <w:t>Baseline PaddleOCR</w:t>
-            </w:r>
-          </w:p>
-        </w:tc>
-        <w:tc>
-          <w:tcPr>
-            <w:tcW w:type="dxa" w:w="2448"/>
-          </w:tcPr>
-          <w:p>
-            <w:r>
-              <w:t>8.7%</w:t>
-            </w:r>
-          </w:p>
-        </w:tc>
-        <w:tc>
-          <w:tcPr>
-            <w:tcW w:type="dxa" w:w="2448"/>
-          </w:tcPr>
-          <w:p>
-            <w:r>
-              <w:t>81.0%</w:t>
-            </w:r>
-          </w:p>
-        </w:tc>
-        <w:tc>
-          <w:tcPr>
-            <w:tcW w:type="dxa" w:w="2448"/>
-          </w:tcPr>
-          <w:p>
-            <w:r>
-              <w:t>Generic pretrained recognition pipeline on synthetic loan-document snippets.</w:t>
-            </w:r>
-          </w:p>
-        </w:tc>
-      </w:tr>
-      <w:tr>
-        <w:tc>
-          <w:tcPr>
-            <w:tcW w:type="dxa" w:w="2448"/>
-          </w:tcPr>
-          <w:p>
-            <w:r>
-              <w:t>Fine-tuned PaddleOCR</w:t>
-            </w:r>
-          </w:p>
-        </w:tc>
-        <w:tc>
-          <w:tcPr>
-            <w:tcW w:type="dxa" w:w="2448"/>
-          </w:tcPr>
-          <w:p>
-            <w:r>
-              <w:t>4.1%</w:t>
-            </w:r>
-          </w:p>
-        </w:tc>
-        <w:tc>
-          <w:tcPr>
-            <w:tcW w:type="dxa" w:w="2448"/>
-          </w:tcPr>
-          <w:p>
-            <w:r>
-              <w:t>91.5%</w:t>
-            </w:r>
-          </w:p>
-        </w:tc>
-        <w:tc>
-          <w:tcPr>
-            <w:tcW w:type="dxa" w:w="2448"/>
-          </w:tcPr>
-          <w:p>
-            <w:r>
-              <w:t>Controlled synthetic benchmark after domain-focused fine-tuning workflow.</w:t>
+              <w:t>Prepared Evidence</w:t>
+            </w:r>
+          </w:p>
+        </w:tc>
+      </w:tr>
+      <w:tr>
+        <w:tc>
+          <w:tcPr>
+            <w:tcW w:type="dxa" w:w="4896"/>
+          </w:tcPr>
+          <w:p>
+            <w:r>
+              <w:t>Submission / Filing Status</w:t>
+            </w:r>
+          </w:p>
+        </w:tc>
+        <w:tc>
+          <w:tcPr>
+            <w:tcW w:type="dxa" w:w="4896"/>
+          </w:tcPr>
+          <w:p>
+            <w:r>
+              <w:t>IPR proof folder created with copyright filing instructions and placeholder.</w:t>
+            </w:r>
+          </w:p>
+        </w:tc>
+      </w:tr>
+      <w:tr>
+        <w:tc>
+          <w:tcPr>
+            <w:tcW w:type="dxa" w:w="4896"/>
+          </w:tcPr>
+          <w:p>
+            <w:r>
+              <w:t>Target Platform Compliance</w:t>
+            </w:r>
+          </w:p>
+        </w:tc>
+        <w:tc>
+          <w:tcPr>
+            <w:tcW w:type="dxa" w:w="4896"/>
+          </w:tcPr>
+          <w:p>
+            <w:r>
+              <w:t>GitHub repository follows required folder structure and contains runnable code.</w:t>
+            </w:r>
+          </w:p>
+        </w:tc>
+      </w:tr>
+      <w:tr>
+        <w:tc>
+          <w:tcPr>
+            <w:tcW w:type="dxa" w:w="4896"/>
+          </w:tcPr>
+          <w:p>
+            <w:r>
+              <w:t>Revision and Documentation</w:t>
+            </w:r>
+          </w:p>
+        </w:tc>
+        <w:tc>
+          <w:tcPr>
+            <w:tcW w:type="dxa" w:w="4896"/>
+          </w:tcPr>
+          <w:p>
+            <w:r>
+              <w:t>Final report, PPT, README, figures, templates, and reproducible generator are included.</w:t>
+            </w:r>
+          </w:p>
+        </w:tc>
+      </w:tr>
+      <w:tr>
+        <w:tc>
+          <w:tcPr>
+            <w:tcW w:type="dxa" w:w="4896"/>
+          </w:tcPr>
+          <w:p>
+            <w:r>
+              <w:t>Supervisor Meetings</w:t>
+            </w:r>
+          </w:p>
+        </w:tc>
+        <w:tc>
+          <w:tcPr>
+            <w:tcW w:type="dxa" w:w="4896"/>
+          </w:tcPr>
+          <w:p>
+            <w:r>
+              <w:t>Progress updates and feedback handling are documented as part of the final package.</w:t>
             </w:r>
           </w:p>
         </w:tc>
@@ -2210,9 +2368,151 @@
         <w:jc w:val="both"/>
       </w:pPr>
       <w:r>
-        <w:t>The OCR result table is explicitly presented as a controlled synthetic benchmark. It demonstrates the intended domain-specific improvement after fine-tuning and should not be interpreted as a production deployment result on confidential loan documents.</w:t>
-      </w:r>
-    </w:p>
+        <w:t>The package has been organized around the final evaluation marking areas: filing readiness, GitHub platform compliance, documentation and revision handling, and supervisor-progress evidence. The README, report, presentation, source code, templates, and IPR placeholder are all included in the repository.</w:t>
+      </w:r>
+    </w:p>
+    <w:p>
+      <w:pPr>
+        <w:pStyle w:val="Heading2"/>
+      </w:pPr>
+      <w:r>
+        <w:rPr>
+          <w:rFonts w:ascii="Times New Roman" w:hAnsi="Times New Roman"/>
+          <w:color w:val="000000"/>
+        </w:rPr>
+        <w:t>5.3 Supervisor Meetings and Feedback Handling</w:t>
+      </w:r>
+    </w:p>
+    <w:tbl>
+      <w:tblPr>
+        <w:tblStyle w:val="TableGrid"/>
+        <w:tblW w:type="auto" w:w="0"/>
+        <w:jc w:val="center"/>
+        <w:tblLook w:firstColumn="1" w:firstRow="1" w:lastColumn="0" w:lastRow="0" w:noHBand="0" w:noVBand="1" w:val="04A0"/>
+      </w:tblPr>
+      <w:tblGrid>
+        <w:gridCol w:w="4896"/>
+        <w:gridCol w:w="4896"/>
+      </w:tblGrid>
+      <w:tr>
+        <w:tc>
+          <w:tcPr>
+            <w:tcW w:type="dxa" w:w="4896"/>
+            <w:vAlign w:val="center"/>
+          </w:tcPr>
+          <w:p>
+            <w:r>
+              <w:rPr>
+                <w:b/>
+              </w:rPr>
+              <w:t>Progress Activity</w:t>
+            </w:r>
+          </w:p>
+        </w:tc>
+        <w:tc>
+          <w:tcPr>
+            <w:tcW w:type="dxa" w:w="4896"/>
+            <w:vAlign w:val="center"/>
+          </w:tcPr>
+          <w:p>
+            <w:r>
+              <w:rPr>
+                <w:b/>
+              </w:rPr>
+              <w:t>Evidence in Submission</w:t>
+            </w:r>
+          </w:p>
+        </w:tc>
+      </w:tr>
+      <w:tr>
+        <w:tc>
+          <w:tcPr>
+            <w:tcW w:type="dxa" w:w="4896"/>
+          </w:tcPr>
+          <w:p>
+            <w:r>
+              <w:t>Regular progress updates</w:t>
+            </w:r>
+          </w:p>
+        </w:tc>
+        <w:tc>
+          <w:tcPr>
+            <w:tcW w:type="dxa" w:w="4896"/>
+          </w:tcPr>
+          <w:p>
+            <w:r>
+              <w:t>Final report records project scope, implementation status, and reproducible benchmark outputs.</w:t>
+            </w:r>
+          </w:p>
+        </w:tc>
+      </w:tr>
+      <w:tr>
+        <w:tc>
+          <w:tcPr>
+            <w:tcW w:type="dxa" w:w="4896"/>
+          </w:tcPr>
+          <w:p>
+            <w:r>
+              <w:t>Supervisor feedback handling</w:t>
+            </w:r>
+          </w:p>
+        </w:tc>
+        <w:tc>
+          <w:tcPr>
+            <w:tcW w:type="dxa" w:w="4896"/>
+          </w:tcPr>
+          <w:p>
+            <w:r>
+              <w:t>Repository structure and final deliverables were revised to match evaluation instructions.</w:t>
+            </w:r>
+          </w:p>
+        </w:tc>
+      </w:tr>
+      <w:tr>
+        <w:tc>
+          <w:tcPr>
+            <w:tcW w:type="dxa" w:w="4896"/>
+          </w:tcPr>
+          <w:p>
+            <w:r>
+              <w:t>Documentation updates</w:t>
+            </w:r>
+          </w:p>
+        </w:tc>
+        <w:tc>
+          <w:tcPr>
+            <w:tcW w:type="dxa" w:w="4896"/>
+          </w:tcPr>
+          <w:p>
+            <w:r>
+              <w:t>README and generated report/PPT describe folder structure, run commands, and submission status.</w:t>
+            </w:r>
+          </w:p>
+        </w:tc>
+      </w:tr>
+      <w:tr>
+        <w:tc>
+          <w:tcPr>
+            <w:tcW w:type="dxa" w:w="4896"/>
+          </w:tcPr>
+          <w:p>
+            <w:r>
+              <w:t>External readiness</w:t>
+            </w:r>
+          </w:p>
+        </w:tc>
+        <w:tc>
+          <w:tcPr>
+            <w:tcW w:type="dxa" w:w="4896"/>
+          </w:tcPr>
+          <w:p>
+            <w:r>
+              <w:t>GitHub repository contains source code, report, PPT, IPR placeholder, and evaluation artifacts.</w:t>
+            </w:r>
+          </w:p>
+        </w:tc>
+      </w:tr>
+    </w:tbl>
     <w:p>
       <w:pPr>
         <w:pStyle w:val="Heading1"/>

--- a/Report and PPT/Final_COOP2_Project_Report.docx
+++ b/Report and PPT/Final_COOP2_Project_Report.docx
@@ -808,7 +808,7 @@
         <w:jc w:val="both"/>
       </w:pPr>
       <w:r>
-        <w:t>Loan-risk assessment requires reliable analysis of applicant profile data as well as supporting documents submitted during onboarding. This project implements an AI-powered credit scoring and document OCR system for loan risk assessment. The credit-scoring component benchmarks machine learning and neural network models on German Credit and Lending Club sample data. The document-intelligence component uses a PaddleOCR-oriented workflow to demonstrate how loan documents can be prepared for automated field extraction.</w:t>
+        <w:t>Loan-risk assessment requires reliable analysis of applicant profile data as well as supporting documents submitted during onboarding. This project implements an AI-powered credit scoring and document OCR system for loan risk assessment. The credit-scoring component benchmarks machine learning and neural network models on German Credit and Lending Club sample data. The document-intelligence component adds a real-data PaddleOCR preparation and evaluation pipeline using public scanned-document datasets before borrower-document deployment.</w:t>
       </w:r>
     </w:p>
     <w:p>
@@ -816,7 +816,7 @@
         <w:jc w:val="both"/>
       </w:pPr>
       <w:r>
-        <w:t>The implemented benchmark compares Logistic Regression, Random Forest, Gradient Boosting, and Multi-Layer Perceptron models using ROC-AUC, PR-AUC, recall, F1-score, accuracy, confusion matrices, and feature-importance outputs. The best German Credit pilot achieved ROC-AUC 0.831, while the best Lending Club sample pilot achieved ROC-AUC 0.722. The OCR component is presented as an implemented PaddleOCR workflow that is ready for evaluation on real scanned borrower documents.</w:t>
+        <w:t>The implemented benchmark compares Logistic Regression, Random Forest, Gradient Boosting, and Multi-Layer Perceptron models using ROC-AUC, PR-AUC, recall, F1-score, accuracy, confusion matrices, and feature-importance outputs. The best German Credit pilot achieved ROC-AUC 0.831, while the best Lending Club sample pilot achieved ROC-AUC 0.722. The OCR component prepares ICDAR2019 SROIE and FUNSD scanned documents in PaddleOCR format and reports OCR metrics only from saved evaluation artifacts.</w:t>
       </w:r>
     </w:p>
     <w:p>
@@ -1171,7 +1171,7 @@
           </w:tcPr>
           <w:p>
             <w:r>
-              <w:t>Borrower Documents</w:t>
+              <w:t>ICDAR2019 SROIE</w:t>
             </w:r>
           </w:p>
         </w:tc>
@@ -1181,7 +1181,7 @@
           </w:tcPr>
           <w:p>
             <w:r>
-              <w:t>Document-intake workflow</w:t>
+              <w:t>Real OCR preparation/evaluation</w:t>
             </w:r>
           </w:p>
         </w:tc>
@@ -1191,7 +1191,39 @@
           </w:tcPr>
           <w:p>
             <w:r>
-              <w:t>PaddleOCR pipeline prepared for scanned loan forms and manually verified field labels.</w:t>
+              <w:t>Scanned receipts with words, bounding boxes, and fields such as company, date, address, and total.</w:t>
+            </w:r>
+          </w:p>
+        </w:tc>
+      </w:tr>
+      <w:tr>
+        <w:tc>
+          <w:tcPr>
+            <w:tcW w:type="dxa" w:w="3264"/>
+          </w:tcPr>
+          <w:p>
+            <w:r>
+              <w:t>FUNSD</w:t>
+            </w:r>
+          </w:p>
+        </w:tc>
+        <w:tc>
+          <w:tcPr>
+            <w:tcW w:type="dxa" w:w="3264"/>
+          </w:tcPr>
+          <w:p>
+            <w:r>
+              <w:t>Real OCR preparation/evaluation</w:t>
+            </w:r>
+          </w:p>
+        </w:tc>
+        <w:tc>
+          <w:tcPr>
+            <w:tcW w:type="dxa" w:w="3264"/>
+          </w:tcPr>
+          <w:p>
+            <w:r>
+              <w:t>Noisy scanned forms with word-level annotations for document understanding.</w:t>
             </w:r>
           </w:p>
         </w:tc>
@@ -1333,7 +1365,7 @@
           </w:tcPr>
           <w:p>
             <w:r>
-              <w:t>PaddleOCR workflow, preprocessing, recognition, and field-extraction design</w:t>
+              <w:t>PaddleOCR, SROIE/FUNSD conversion, recognition evaluation, and field-extraction design</w:t>
             </w:r>
           </w:p>
         </w:tc>
@@ -1378,7 +1410,7 @@
         <w:jc w:val="both"/>
       </w:pPr>
       <w:r>
-        <w:t>The source code is organized into credit-scoring and document-OCR modules. The credit-scoring runner reads a JSON benchmark suite, executes each model configuration, saves metrics and plots, and exports a benchmark summary CSV. The OCR runner prepares the PaddleOCR document-intake workflow and fine-tuning configuration for future evaluation on real scanned borrower documents.</w:t>
+        <w:t>The source code is organized into credit-scoring and document-OCR modules. The credit-scoring runner reads a JSON benchmark suite, executes each model configuration, saves metrics and plots, and exports a benchmark summary CSV. The OCR runner converts real SROIE/FUNSD scanned-document annotations into PaddleOCR recognition labels, runs baseline evaluation when PaddleOCR is installed, and can generate a CPU-friendly fine-tuning configuration.</w:t>
       </w:r>
     </w:p>
     <w:tbl>
@@ -1517,17 +1549,61 @@
           </w:tcPr>
           <w:p>
             <w:r>
-              <w:t>document_ocr</w:t>
-            </w:r>
-          </w:p>
-        </w:tc>
-        <w:tc>
-          <w:tcPr>
-            <w:tcW w:type="dxa" w:w="4896"/>
-          </w:tcPr>
-          <w:p>
-            <w:r>
-              <w:t>PaddleOCR workflow orchestration for document recognition and field extraction.</w:t>
+              <w:t>document_ocr.real_data</w:t>
+            </w:r>
+          </w:p>
+        </w:tc>
+        <w:tc>
+          <w:tcPr>
+            <w:tcW w:type="dxa" w:w="4896"/>
+          </w:tcPr>
+          <w:p>
+            <w:r>
+              <w:t>SROIE/FUNSD ingestion, text-region cropping, PaddleOCR label generation, and manifest export.</w:t>
+            </w:r>
+          </w:p>
+        </w:tc>
+      </w:tr>
+      <w:tr>
+        <w:tc>
+          <w:tcPr>
+            <w:tcW w:type="dxa" w:w="4896"/>
+          </w:tcPr>
+          <w:p>
+            <w:r>
+              <w:t>document_ocr.evaluation</w:t>
+            </w:r>
+          </w:p>
+        </w:tc>
+        <w:tc>
+          <w:tcPr>
+            <w:tcW w:type="dxa" w:w="4896"/>
+          </w:tcPr>
+          <w:p>
+            <w:r>
+              <w:t>CER, word accuracy, exact-match accuracy, and PaddleOCR prediction sample export.</w:t>
+            </w:r>
+          </w:p>
+        </w:tc>
+      </w:tr>
+      <w:tr>
+        <w:tc>
+          <w:tcPr>
+            <w:tcW w:type="dxa" w:w="4896"/>
+          </w:tcPr>
+          <w:p>
+            <w:r>
+              <w:t>document_ocr.real_pipeline</w:t>
+            </w:r>
+          </w:p>
+        </w:tc>
+        <w:tc>
+          <w:tcPr>
+            <w:tcW w:type="dxa" w:w="4896"/>
+          </w:tcPr>
+          <w:p>
+            <w:r>
+              <w:t>Real-data OCR experiment orchestration for baseline evaluation and optional fine-tuning.</w:t>
             </w:r>
           </w:p>
         </w:tc>
@@ -2018,7 +2094,7 @@
       <w:r>
         <w:drawing>
           <wp:inline xmlns:a="http://schemas.openxmlformats.org/drawingml/2006/main" xmlns:pic="http://schemas.openxmlformats.org/drawingml/2006/picture">
-            <wp:extent cx="5669280" cy="2312104"/>
+            <wp:extent cx="5669280" cy="2230244"/>
             <wp:docPr id="6" name="Picture 6"/>
             <wp:cNvGraphicFramePr>
               <a:graphicFrameLocks noChangeAspect="1"/>
@@ -2039,7 +2115,7 @@
                   <pic:spPr>
                     <a:xfrm>
                       <a:off x="0" y="0"/>
-                      <a:ext cx="5669280" cy="2312104"/>
+                      <a:ext cx="5669280" cy="2230244"/>
                     </a:xfrm>
                     <a:prstGeom prst="rect"/>
                   </pic:spPr>
@@ -2218,7 +2294,154 @@
         <w:jc w:val="both"/>
       </w:pPr>
       <w:r>
-        <w:t>The OCR module is included as an implementation-ready document-intake workflow. Its next evaluation step is to compare recognized fields with manually verified ground-truth labels from real scanned borrower documents.</w:t>
+        <w:t>Real SROIE/FUNSD OCR pipeline status: prepared_real_dataset. Prepared recognition crops: train: 1200, val: 300, test: 300.</w:t>
+      </w:r>
+    </w:p>
+    <w:tbl>
+      <w:tblPr>
+        <w:tblStyle w:val="TableGrid"/>
+        <w:tblW w:type="auto" w:w="0"/>
+        <w:jc w:val="center"/>
+        <w:tblLook w:firstColumn="1" w:firstRow="1" w:lastColumn="0" w:lastRow="0" w:noHBand="0" w:noVBand="1" w:val="04A0"/>
+      </w:tblPr>
+      <w:tblGrid>
+        <w:gridCol w:w="1958"/>
+        <w:gridCol w:w="1958"/>
+        <w:gridCol w:w="1958"/>
+        <w:gridCol w:w="1958"/>
+        <w:gridCol w:w="1958"/>
+      </w:tblGrid>
+      <w:tr>
+        <w:tc>
+          <w:tcPr>
+            <w:tcW w:type="dxa" w:w="1958"/>
+            <w:vAlign w:val="center"/>
+          </w:tcPr>
+          <w:p>
+            <w:r>
+              <w:rPr>
+                <w:b/>
+              </w:rPr>
+              <w:t>Evaluation Run</w:t>
+            </w:r>
+          </w:p>
+        </w:tc>
+        <w:tc>
+          <w:tcPr>
+            <w:tcW w:type="dxa" w:w="1958"/>
+            <w:vAlign w:val="center"/>
+          </w:tcPr>
+          <w:p>
+            <w:r>
+              <w:rPr>
+                <w:b/>
+              </w:rPr>
+              <w:t>Samples</w:t>
+            </w:r>
+          </w:p>
+        </w:tc>
+        <w:tc>
+          <w:tcPr>
+            <w:tcW w:type="dxa" w:w="1958"/>
+            <w:vAlign w:val="center"/>
+          </w:tcPr>
+          <w:p>
+            <w:r>
+              <w:rPr>
+                <w:b/>
+              </w:rPr>
+              <w:t>CER</w:t>
+            </w:r>
+          </w:p>
+        </w:tc>
+        <w:tc>
+          <w:tcPr>
+            <w:tcW w:type="dxa" w:w="1958"/>
+            <w:vAlign w:val="center"/>
+          </w:tcPr>
+          <w:p>
+            <w:r>
+              <w:rPr>
+                <w:b/>
+              </w:rPr>
+              <w:t>Word Accuracy</w:t>
+            </w:r>
+          </w:p>
+        </w:tc>
+        <w:tc>
+          <w:tcPr>
+            <w:tcW w:type="dxa" w:w="1958"/>
+            <w:vAlign w:val="center"/>
+          </w:tcPr>
+          <w:p>
+            <w:r>
+              <w:rPr>
+                <w:b/>
+              </w:rPr>
+              <w:t>Exact Match</w:t>
+            </w:r>
+          </w:p>
+        </w:tc>
+      </w:tr>
+      <w:tr>
+        <w:tc>
+          <w:tcPr>
+            <w:tcW w:type="dxa" w:w="1958"/>
+          </w:tcPr>
+          <w:p>
+            <w:r>
+              <w:t>Pretrained PaddleOCR baseline</w:t>
+            </w:r>
+          </w:p>
+        </w:tc>
+        <w:tc>
+          <w:tcPr>
+            <w:tcW w:type="dxa" w:w="1958"/>
+          </w:tcPr>
+          <w:p>
+            <w:r>
+              <w:t>25</w:t>
+            </w:r>
+          </w:p>
+        </w:tc>
+        <w:tc>
+          <w:tcPr>
+            <w:tcW w:type="dxa" w:w="1958"/>
+          </w:tcPr>
+          <w:p>
+            <w:r>
+              <w:t>0.110</w:t>
+            </w:r>
+          </w:p>
+        </w:tc>
+        <w:tc>
+          <w:tcPr>
+            <w:tcW w:type="dxa" w:w="1958"/>
+          </w:tcPr>
+          <w:p>
+            <w:r>
+              <w:t>0.691</w:t>
+            </w:r>
+          </w:p>
+        </w:tc>
+        <w:tc>
+          <w:tcPr>
+            <w:tcW w:type="dxa" w:w="1958"/>
+          </w:tcPr>
+          <w:p>
+            <w:r>
+              <w:t>0.440</w:t>
+            </w:r>
+          </w:p>
+        </w:tc>
+      </w:tr>
+    </w:tbl>
+    <w:p>
+      <w:pPr>
+        <w:jc w:val="both"/>
+      </w:pPr>
+      <w:r>
+        <w:t>The OCR module is included as a real-data document-intake workflow. Public scanned-document datasets provide the first measured OCR evidence layer; borrower-document deployment should follow only after privacy review, annotation, and held-out validation.</w:t>
       </w:r>
     </w:p>
     <w:p>
@@ -2570,12 +2793,22 @@
     </w:p>
     <w:p>
       <w:r>
-        <w:t>4. scikit-learn documentation for model training, metrics, and preprocessing.</w:t>
-      </w:r>
-    </w:p>
-    <w:p>
-      <w:r>
-        <w:t>5. Responsible AI and explainable credit scoring literature on interpretability and model governance.</w:t>
+        <w:t>4. ICDAR2019 SROIE: Scanned Receipts OCR and Information Extraction dataset.</w:t>
+      </w:r>
+    </w:p>
+    <w:p>
+      <w:r>
+        <w:t>5. FUNSD: Form Understanding in Noisy Scanned Documents dataset.</w:t>
+      </w:r>
+    </w:p>
+    <w:p>
+      <w:r>
+        <w:t>6. scikit-learn documentation for model training, metrics, and preprocessing.</w:t>
+      </w:r>
+    </w:p>
+    <w:p>
+      <w:r>
+        <w:t>7. Responsible AI and explainable credit scoring literature on interpretability and model governance.</w:t>
       </w:r>
     </w:p>
     <w:p>
@@ -2715,6 +2948,170 @@
           <w:p>
             <w:r>
               <w:t>Team details, status, run commands, and evaluation instructions.</w:t>
+            </w:r>
+          </w:p>
+        </w:tc>
+      </w:tr>
+    </w:tbl>
+    <w:p>
+      <w:pPr>
+        <w:pStyle w:val="Heading1"/>
+      </w:pPr>
+      <w:r>
+        <w:rPr>
+          <w:rFonts w:ascii="Times New Roman" w:hAnsi="Times New Roman"/>
+          <w:color w:val="000000"/>
+        </w:rPr>
+        <w:t>APPENDIX B: COPYRIGHT AND FORM XIV SUPPORT</w:t>
+      </w:r>
+    </w:p>
+    <w:tbl>
+      <w:tblPr>
+        <w:tblStyle w:val="TableGrid"/>
+        <w:tblW w:type="auto" w:w="0"/>
+        <w:jc w:val="center"/>
+        <w:tblLook w:firstColumn="1" w:firstRow="1" w:lastColumn="0" w:lastRow="0" w:noHBand="0" w:noVBand="1" w:val="04A0"/>
+      </w:tblPr>
+      <w:tblGrid>
+        <w:gridCol w:w="4896"/>
+        <w:gridCol w:w="4896"/>
+      </w:tblGrid>
+      <w:tr>
+        <w:tc>
+          <w:tcPr>
+            <w:tcW w:type="dxa" w:w="4896"/>
+            <w:vAlign w:val="center"/>
+          </w:tcPr>
+          <w:p>
+            <w:r>
+              <w:rPr>
+                <w:b/>
+              </w:rPr>
+              <w:t>Item</w:t>
+            </w:r>
+          </w:p>
+        </w:tc>
+        <w:tc>
+          <w:tcPr>
+            <w:tcW w:type="dxa" w:w="4896"/>
+            <w:vAlign w:val="center"/>
+          </w:tcPr>
+          <w:p>
+            <w:r>
+              <w:rPr>
+                <w:b/>
+              </w:rPr>
+              <w:t>Prepared Detail</w:t>
+            </w:r>
+          </w:p>
+        </w:tc>
+      </w:tr>
+      <w:tr>
+        <w:tc>
+          <w:tcPr>
+            <w:tcW w:type="dxa" w:w="4896"/>
+          </w:tcPr>
+          <w:p>
+            <w:r>
+              <w:t>Project title</w:t>
+            </w:r>
+          </w:p>
+        </w:tc>
+        <w:tc>
+          <w:tcPr>
+            <w:tcW w:type="dxa" w:w="4896"/>
+          </w:tcPr>
+          <w:p>
+            <w:r>
+              <w:t>AI-Powered Credit Scoring and Document OCR System for Loan Risk Assessment</w:t>
+            </w:r>
+          </w:p>
+        </w:tc>
+      </w:tr>
+      <w:tr>
+        <w:tc>
+          <w:tcPr>
+            <w:tcW w:type="dxa" w:w="4896"/>
+          </w:tcPr>
+          <w:p>
+            <w:r>
+              <w:t>Project type</w:t>
+            </w:r>
+          </w:p>
+        </w:tc>
+        <w:tc>
+          <w:tcPr>
+            <w:tcW w:type="dxa" w:w="4896"/>
+          </w:tcPr>
+          <w:p>
+            <w:r>
+              <w:t>Copyright</w:t>
+            </w:r>
+          </w:p>
+        </w:tc>
+      </w:tr>
+      <w:tr>
+        <w:tc>
+          <w:tcPr>
+            <w:tcW w:type="dxa" w:w="4896"/>
+          </w:tcPr>
+          <w:p>
+            <w:r>
+              <w:t>Original material claimed</w:t>
+            </w:r>
+          </w:p>
+        </w:tc>
+        <w:tc>
+          <w:tcPr>
+            <w:tcW w:type="dxa" w:w="4896"/>
+          </w:tcPr>
+          <w:p>
+            <w:r>
+              <w:t>Team-authored source code, configuration, report, presentation, diagrams, workflow, and documentation.</w:t>
+            </w:r>
+          </w:p>
+        </w:tc>
+      </w:tr>
+      <w:tr>
+        <w:tc>
+          <w:tcPr>
+            <w:tcW w:type="dxa" w:w="4896"/>
+          </w:tcPr>
+          <w:p>
+            <w:r>
+              <w:t>Third-party material excluded</w:t>
+            </w:r>
+          </w:p>
+        </w:tc>
+        <w:tc>
+          <w:tcPr>
+            <w:tcW w:type="dxa" w:w="4896"/>
+          </w:tcPr>
+          <w:p>
+            <w:r>
+              <w:t>PaddleOCR/PaddlePaddle, public datasets, external libraries, and pretrained weights.</w:t>
+            </w:r>
+          </w:p>
+        </w:tc>
+      </w:tr>
+      <w:tr>
+        <w:tc>
+          <w:tcPr>
+            <w:tcW w:type="dxa" w:w="4896"/>
+          </w:tcPr>
+          <w:p>
+            <w:r>
+              <w:t>Filing proof</w:t>
+            </w:r>
+          </w:p>
+        </w:tc>
+        <w:tc>
+          <w:tcPr>
+            <w:tcW w:type="dxa" w:w="4896"/>
+          </w:tcPr>
+          <w:p>
+            <w:r>
+              <w:t>Official application acknowledgement and screenshot must be added after actual filing.</w:t>
             </w:r>
           </w:p>
         </w:tc>

--- a/Report and PPT/Final_COOP2_Project_Report.docx
+++ b/Report and PPT/Final_COOP2_Project_Report.docx
@@ -1001,7 +1001,7 @@
       <w:r>
         <w:drawing>
           <wp:inline xmlns:a="http://schemas.openxmlformats.org/drawingml/2006/main" xmlns:pic="http://schemas.openxmlformats.org/drawingml/2006/picture">
-            <wp:extent cx="6035040" cy="2171087"/>
+            <wp:extent cx="6035040" cy="2295650"/>
             <wp:docPr id="1" name="Picture 1"/>
             <wp:cNvGraphicFramePr>
               <a:graphicFrameLocks noChangeAspect="1"/>
@@ -1022,7 +1022,7 @@
                   <pic:spPr>
                     <a:xfrm>
                       <a:off x="0" y="0"/>
-                      <a:ext cx="6035040" cy="2171087"/>
+                      <a:ext cx="6035040" cy="2295650"/>
                     </a:xfrm>
                     <a:prstGeom prst="rect"/>
                   </pic:spPr>
@@ -2035,8 +2035,196 @@
       <w:r>
         <w:drawing>
           <wp:inline xmlns:a="http://schemas.openxmlformats.org/drawingml/2006/main" xmlns:pic="http://schemas.openxmlformats.org/drawingml/2006/picture">
+            <wp:extent cx="4846320" cy="3230880"/>
+            <wp:docPr id="5" name="Picture 5"/>
+            <wp:cNvGraphicFramePr>
+              <a:graphicFrameLocks noChangeAspect="1"/>
+            </wp:cNvGraphicFramePr>
+            <a:graphic>
+              <a:graphicData uri="http://schemas.openxmlformats.org/drawingml/2006/picture">
+                <pic:pic>
+                  <pic:nvPicPr>
+                    <pic:cNvPr id="0" name="german-credit_pr_curve.png"/>
+                    <pic:cNvPicPr/>
+                  </pic:nvPicPr>
+                  <pic:blipFill>
+                    <a:blip r:embed="rId18"/>
+                    <a:stretch>
+                      <a:fillRect/>
+                    </a:stretch>
+                  </pic:blipFill>
+                  <pic:spPr>
+                    <a:xfrm>
+                      <a:off x="0" y="0"/>
+                      <a:ext cx="4846320" cy="3230880"/>
+                    </a:xfrm>
+                    <a:prstGeom prst="rect"/>
+                  </pic:spPr>
+                </pic:pic>
+              </a:graphicData>
+            </a:graphic>
+          </wp:inline>
+        </w:drawing>
+      </w:r>
+    </w:p>
+    <w:p>
+      <w:pPr>
+        <w:jc w:val="center"/>
+      </w:pPr>
+      <w:r>
+        <w:rPr>
+          <w:i/>
+        </w:rPr>
+        <w:t>Figure 5: Precision-recall curve for the best German Credit run.</w:t>
+      </w:r>
+    </w:p>
+    <w:p>
+      <w:r>
+        <w:drawing>
+          <wp:inline xmlns:a="http://schemas.openxmlformats.org/drawingml/2006/main" xmlns:pic="http://schemas.openxmlformats.org/drawingml/2006/picture">
+            <wp:extent cx="4846320" cy="3230880"/>
+            <wp:docPr id="6" name="Picture 6"/>
+            <wp:cNvGraphicFramePr>
+              <a:graphicFrameLocks noChangeAspect="1"/>
+            </wp:cNvGraphicFramePr>
+            <a:graphic>
+              <a:graphicData uri="http://schemas.openxmlformats.org/drawingml/2006/picture">
+                <pic:pic>
+                  <pic:nvPicPr>
+                    <pic:cNvPr id="0" name="lending-club-sample_pr_curve.png"/>
+                    <pic:cNvPicPr/>
+                  </pic:nvPicPr>
+                  <pic:blipFill>
+                    <a:blip r:embed="rId19"/>
+                    <a:stretch>
+                      <a:fillRect/>
+                    </a:stretch>
+                  </pic:blipFill>
+                  <pic:spPr>
+                    <a:xfrm>
+                      <a:off x="0" y="0"/>
+                      <a:ext cx="4846320" cy="3230880"/>
+                    </a:xfrm>
+                    <a:prstGeom prst="rect"/>
+                  </pic:spPr>
+                </pic:pic>
+              </a:graphicData>
+            </a:graphic>
+          </wp:inline>
+        </w:drawing>
+      </w:r>
+    </w:p>
+    <w:p>
+      <w:pPr>
+        <w:jc w:val="center"/>
+      </w:pPr>
+      <w:r>
+        <w:rPr>
+          <w:i/>
+        </w:rPr>
+        <w:t>Figure 6: Precision-recall curve for the best Lending Club sample run.</w:t>
+      </w:r>
+    </w:p>
+    <w:p>
+      <w:r>
+        <w:drawing>
+          <wp:inline xmlns:a="http://schemas.openxmlformats.org/drawingml/2006/main" xmlns:pic="http://schemas.openxmlformats.org/drawingml/2006/picture">
+            <wp:extent cx="4389120" cy="3511296"/>
+            <wp:docPr id="7" name="Picture 7"/>
+            <wp:cNvGraphicFramePr>
+              <a:graphicFrameLocks noChangeAspect="1"/>
+            </wp:cNvGraphicFramePr>
+            <a:graphic>
+              <a:graphicData uri="http://schemas.openxmlformats.org/drawingml/2006/picture">
+                <pic:pic>
+                  <pic:nvPicPr>
+                    <pic:cNvPr id="0" name="german-credit_confusion_matrix.png"/>
+                    <pic:cNvPicPr/>
+                  </pic:nvPicPr>
+                  <pic:blipFill>
+                    <a:blip r:embed="rId20"/>
+                    <a:stretch>
+                      <a:fillRect/>
+                    </a:stretch>
+                  </pic:blipFill>
+                  <pic:spPr>
+                    <a:xfrm>
+                      <a:off x="0" y="0"/>
+                      <a:ext cx="4389120" cy="3511296"/>
+                    </a:xfrm>
+                    <a:prstGeom prst="rect"/>
+                  </pic:spPr>
+                </pic:pic>
+              </a:graphicData>
+            </a:graphic>
+          </wp:inline>
+        </w:drawing>
+      </w:r>
+    </w:p>
+    <w:p>
+      <w:pPr>
+        <w:jc w:val="center"/>
+      </w:pPr>
+      <w:r>
+        <w:rPr>
+          <w:i/>
+        </w:rPr>
+        <w:t>Figure 7: Confusion matrix for the best German Credit run.</w:t>
+      </w:r>
+    </w:p>
+    <w:p>
+      <w:r>
+        <w:drawing>
+          <wp:inline xmlns:a="http://schemas.openxmlformats.org/drawingml/2006/main" xmlns:pic="http://schemas.openxmlformats.org/drawingml/2006/picture">
+            <wp:extent cx="4389120" cy="3511296"/>
+            <wp:docPr id="8" name="Picture 8"/>
+            <wp:cNvGraphicFramePr>
+              <a:graphicFrameLocks noChangeAspect="1"/>
+            </wp:cNvGraphicFramePr>
+            <a:graphic>
+              <a:graphicData uri="http://schemas.openxmlformats.org/drawingml/2006/picture">
+                <pic:pic>
+                  <pic:nvPicPr>
+                    <pic:cNvPr id="0" name="lending-club-sample_confusion_matrix.png"/>
+                    <pic:cNvPicPr/>
+                  </pic:nvPicPr>
+                  <pic:blipFill>
+                    <a:blip r:embed="rId21"/>
+                    <a:stretch>
+                      <a:fillRect/>
+                    </a:stretch>
+                  </pic:blipFill>
+                  <pic:spPr>
+                    <a:xfrm>
+                      <a:off x="0" y="0"/>
+                      <a:ext cx="4389120" cy="3511296"/>
+                    </a:xfrm>
+                    <a:prstGeom prst="rect"/>
+                  </pic:spPr>
+                </pic:pic>
+              </a:graphicData>
+            </a:graphic>
+          </wp:inline>
+        </w:drawing>
+      </w:r>
+    </w:p>
+    <w:p>
+      <w:pPr>
+        <w:jc w:val="center"/>
+      </w:pPr>
+      <w:r>
+        <w:rPr>
+          <w:i/>
+        </w:rPr>
+        <w:t>Figure 8: Confusion matrix for the best Lending Club sample run.</w:t>
+      </w:r>
+    </w:p>
+    <w:p>
+      <w:r>
+        <w:drawing>
+          <wp:inline xmlns:a="http://schemas.openxmlformats.org/drawingml/2006/main" xmlns:pic="http://schemas.openxmlformats.org/drawingml/2006/picture">
             <wp:extent cx="5120640" cy="3200400"/>
-            <wp:docPr id="5" name="Picture 5"/>
+            <wp:docPr id="9" name="Picture 9"/>
             <wp:cNvGraphicFramePr>
               <a:graphicFrameLocks noChangeAspect="1"/>
             </wp:cNvGraphicFramePr>
@@ -2048,7 +2236,7 @@
                     <pic:cNvPicPr/>
                   </pic:nvPicPr>
                   <pic:blipFill>
-                    <a:blip r:embed="rId18"/>
+                    <a:blip r:embed="rId22"/>
                     <a:stretch>
                       <a:fillRect/>
                     </a:stretch>
@@ -2075,7 +2263,54 @@
         <w:rPr>
           <w:i/>
         </w:rPr>
-        <w:t>Figure 5: Top feature-importance output for the best German Credit run.</w:t>
+        <w:t>Figure 9: Top feature-importance output for the best German Credit run.</w:t>
+      </w:r>
+    </w:p>
+    <w:p>
+      <w:r>
+        <w:drawing>
+          <wp:inline xmlns:a="http://schemas.openxmlformats.org/drawingml/2006/main" xmlns:pic="http://schemas.openxmlformats.org/drawingml/2006/picture">
+            <wp:extent cx="5120640" cy="3200400"/>
+            <wp:docPr id="10" name="Picture 10"/>
+            <wp:cNvGraphicFramePr>
+              <a:graphicFrameLocks noChangeAspect="1"/>
+            </wp:cNvGraphicFramePr>
+            <a:graphic>
+              <a:graphicData uri="http://schemas.openxmlformats.org/drawingml/2006/picture">
+                <pic:pic>
+                  <pic:nvPicPr>
+                    <pic:cNvPr id="0" name="lending-club-sample_feature_importance.png"/>
+                    <pic:cNvPicPr/>
+                  </pic:nvPicPr>
+                  <pic:blipFill>
+                    <a:blip r:embed="rId23"/>
+                    <a:stretch>
+                      <a:fillRect/>
+                    </a:stretch>
+                  </pic:blipFill>
+                  <pic:spPr>
+                    <a:xfrm>
+                      <a:off x="0" y="0"/>
+                      <a:ext cx="5120640" cy="3200400"/>
+                    </a:xfrm>
+                    <a:prstGeom prst="rect"/>
+                  </pic:spPr>
+                </pic:pic>
+              </a:graphicData>
+            </a:graphic>
+          </wp:inline>
+        </w:drawing>
+      </w:r>
+    </w:p>
+    <w:p>
+      <w:pPr>
+        <w:jc w:val="center"/>
+      </w:pPr>
+      <w:r>
+        <w:rPr>
+          <w:i/>
+        </w:rPr>
+        <w:t>Figure 10: Top feature-importance output for the best Lending Club sample run.</w:t>
       </w:r>
     </w:p>
     <w:p>
@@ -2094,8 +2329,8 @@
       <w:r>
         <w:drawing>
           <wp:inline xmlns:a="http://schemas.openxmlformats.org/drawingml/2006/main" xmlns:pic="http://schemas.openxmlformats.org/drawingml/2006/picture">
-            <wp:extent cx="5669280" cy="2230244"/>
-            <wp:docPr id="6" name="Picture 6"/>
+            <wp:extent cx="5852160" cy="2247928"/>
+            <wp:docPr id="11" name="Picture 11"/>
             <wp:cNvGraphicFramePr>
               <a:graphicFrameLocks noChangeAspect="1"/>
             </wp:cNvGraphicFramePr>
@@ -2107,7 +2342,7 @@
                     <pic:cNvPicPr/>
                   </pic:nvPicPr>
                   <pic:blipFill>
-                    <a:blip r:embed="rId19"/>
+                    <a:blip r:embed="rId24"/>
                     <a:stretch>
                       <a:fillRect/>
                     </a:stretch>
@@ -2115,7 +2350,7 @@
                   <pic:spPr>
                     <a:xfrm>
                       <a:off x="0" y="0"/>
-                      <a:ext cx="5669280" cy="2230244"/>
+                      <a:ext cx="5852160" cy="2247928"/>
                     </a:xfrm>
                     <a:prstGeom prst="rect"/>
                   </pic:spPr>
@@ -2134,7 +2369,7 @@
         <w:rPr>
           <w:i/>
         </w:rPr>
-        <w:t>Figure 6: PaddleOCR workflow overview for borrower-document intake.</w:t>
+        <w:t>Figure 11: PaddleOCR workflow overview for borrower-document intake.</w:t>
       </w:r>
     </w:p>
     <w:tbl>
